--- a/worksheet-中2生物1章-生物と細胞-パフォーマンステスト_枠あり.docx
+++ b/worksheet-中2生物1章-生物と細胞-パフォーマンステスト_枠あり.docx
@@ -635,33 +635,6 @@
                 <w:sz w:val="21"/>
                 <w:szCs w:val="16"/>
               </w:rPr>
-              <w:t>☐ 孔辺細胞</w:t>
-            </w:r>
-            <w:r>
-              <w:rPr>
-                <w:rFonts w:ascii="Zen Maru Gothic Medium" w:eastAsia="Zen Maru Gothic Medium" w:hAnsi="Zen Maru Gothic Medium"/>
-                <w:b/>
-                <w:bCs/>
-                <w:sz w:val="21"/>
-                <w:szCs w:val="16"/>
-              </w:rPr>
-            </w:r>
-          </w:p>
-          <w:p>
-            <w:pPr>
-              <w:spacing w:after="140" w:line="230" w:lineRule="auto"/>
-              <w:rPr>
-                <w:rFonts w:ascii="Zen Maru Gothic Medium" w:eastAsia="Zen Maru Gothic Medium" w:hAnsi="Zen Maru Gothic Medium"/>
-              </w:rPr>
-            </w:pPr>
-            <w:r>
-              <w:rPr>
-                <w:rFonts w:ascii="Segoe UI Symbol" w:eastAsia="Zen Maru Gothic Medium" w:hAnsi="Segoe UI Symbol" w:cs="Segoe UI Symbol"/>
-                <w:b/>
-                <w:bCs/>
-                <w:sz w:val="21"/>
-                <w:szCs w:val="16"/>
-              </w:rPr>
               <w:t>☐ 単細胞生物</w:t>
             </w:r>
             <w:r>
@@ -966,7 +939,7 @@
             <w:r>
               <w:drawing>
                 <wp:inline xmlns:a="http://schemas.openxmlformats.org/drawingml/2006/main" xmlns:pic="http://schemas.openxmlformats.org/drawingml/2006/picture">
-                  <wp:extent cx="11520000" cy="6840000"/>
+                  <wp:extent cx="11520000" cy="5448000"/>
                   <wp:docPr id="1" name="Picture 1"/>
                   <wp:cNvGraphicFramePr>
                     <a:graphicFrameLocks noChangeAspect="1"/>
@@ -975,7 +948,7 @@
                     <a:graphicData uri="http://schemas.openxmlformats.org/drawingml/2006/picture">
                       <pic:pic>
                         <pic:nvPicPr>
-                          <pic:cNvPr id="0" name="frame_only.png"/>
+                          <pic:cNvPr id="0" name="frame2.png"/>
                           <pic:cNvPicPr/>
                         </pic:nvPicPr>
                         <pic:blipFill>
@@ -987,7 +960,7 @@
                         <pic:spPr>
                           <a:xfrm>
                             <a:off x="0" y="0"/>
-                            <a:ext cx="11520000" cy="6840000"/>
+                            <a:ext cx="11520000" cy="5448000"/>
                           </a:xfrm>
                           <a:prstGeom prst="rect"/>
                         </pic:spPr>
